--- a/src/service/sectionParts/util/locationGeneration/DeckAllData_Generic.docx
+++ b/src/service/sectionParts/util/locationGeneration/DeckAllData_Generic.docx
@@ -1,6 +1,6 @@
 
 <file path=word/document.xml><?xml version="1.0" encoding="utf-8"?>
-<w:document xmlns:wpc="http://schemas.microsoft.com/office/word/2010/wordprocessingCanvas" xmlns:cx="http://schemas.microsoft.com/office/drawing/2014/chartex" xmlns:cx1="http://schemas.microsoft.com/office/drawing/2015/9/8/chartex" xmlns:cx2="http://schemas.microsoft.com/office/drawing/2015/10/21/chartex" xmlns:cx3="http://schemas.microsoft.com/office/drawing/2016/5/9/chartex" xmlns:cx4="http://schemas.microsoft.com/office/drawing/2016/5/10/chartex" xmlns:cx5="http://schemas.microsoft.com/office/drawing/2016/5/11/chartex" xmlns:cx6="http://schemas.microsoft.com/office/drawing/2016/5/12/chartex" xmlns:cx7="http://schemas.microsoft.com/office/drawing/2016/5/13/chartex" xmlns:cx8="http://schemas.microsoft.com/office/drawing/2016/5/14/chartex" xmlns:mc="http://schemas.openxmlformats.org/markup-compatibility/2006" xmlns:aink="http://schemas.microsoft.com/office/drawing/2016/ink" xmlns:am3d="http://schemas.microsoft.com/office/drawing/2017/model3d" xmlns:o="urn:schemas-microsoft-com:office:office" xmlns:oel="http://schemas.microsoft.com/office/2019/extlst" xmlns:r="http://schemas.openxmlformats.org/officeDocument/2006/relationships" xmlns:m="http://schemas.openxmlformats.org/officeDocument/2006/math" xmlns:v="urn:schemas-microsoft-com:vml" xmlns:wp14="http://schemas.microsoft.com/office/word/2010/wordprocessingDrawing" xmlns:wp="http://schemas.openxmlformats.org/drawingml/2006/wordprocessingDrawing" xmlns:w10="urn:schemas-microsoft-com:office:word" xmlns:w="http://schemas.openxmlformats.org/wordprocessingml/2006/main" xmlns:w14="http://schemas.microsoft.com/office/word/2010/wordml" xmlns:w15="http://schemas.microsoft.com/office/word/2012/wordml" xmlns:w16cex="http://schemas.microsoft.com/office/word/2018/wordml/cex" xmlns:w16cid="http://schemas.microsoft.com/office/word/2016/wordml/cid" xmlns:w16="http://schemas.microsoft.com/office/word/2018/wordml" xmlns:w16sdtdh="http://schemas.microsoft.com/office/word/2020/wordml/sdtdatahash" xmlns:w16se="http://schemas.microsoft.com/office/word/2015/wordml/symex" xmlns:wpg="http://schemas.microsoft.com/office/word/2010/wordprocessingGroup" xmlns:wpi="http://schemas.microsoft.com/office/word/2010/wordprocessingInk" xmlns:wne="http://schemas.microsoft.com/office/word/2006/wordml" xmlns:wps="http://schemas.microsoft.com/office/word/2010/wordprocessingShape" mc:Ignorable="w14 w15 w16se w16cid w16 w16cex w16sdtdh wp14">
+<w:document xmlns:wpc="http://schemas.microsoft.com/office/word/2010/wordprocessingCanvas" xmlns:cx="http://schemas.microsoft.com/office/drawing/2014/chartex" xmlns:cx1="http://schemas.microsoft.com/office/drawing/2015/9/8/chartex" xmlns:cx2="http://schemas.microsoft.com/office/drawing/2015/10/21/chartex" xmlns:cx3="http://schemas.microsoft.com/office/drawing/2016/5/9/chartex" xmlns:cx4="http://schemas.microsoft.com/office/drawing/2016/5/10/chartex" xmlns:cx5="http://schemas.microsoft.com/office/drawing/2016/5/11/chartex" xmlns:cx6="http://schemas.microsoft.com/office/drawing/2016/5/12/chartex" xmlns:cx7="http://schemas.microsoft.com/office/drawing/2016/5/13/chartex" xmlns:cx8="http://schemas.microsoft.com/office/drawing/2016/5/14/chartex" xmlns:mc="http://schemas.openxmlformats.org/markup-compatibility/2006" xmlns:aink="http://schemas.microsoft.com/office/drawing/2016/ink" xmlns:am3d="http://schemas.microsoft.com/office/drawing/2017/model3d" xmlns:o="urn:schemas-microsoft-com:office:office" xmlns:oel="http://schemas.microsoft.com/office/2019/extlst" xmlns:r="http://schemas.openxmlformats.org/officeDocument/2006/relationships" xmlns:m="http://schemas.openxmlformats.org/officeDocument/2006/math" xmlns:v="urn:schemas-microsoft-com:vml" xmlns:wp14="http://schemas.microsoft.com/office/word/2010/wordprocessingDrawing" xmlns:wp="http://schemas.openxmlformats.org/drawingml/2006/wordprocessingDrawing" xmlns:w10="urn:schemas-microsoft-com:office:word" xmlns:w="http://schemas.openxmlformats.org/wordprocessingml/2006/main" xmlns:w14="http://schemas.microsoft.com/office/word/2010/wordml" xmlns:w15="http://schemas.microsoft.com/office/word/2012/wordml" xmlns:w16cex="http://schemas.microsoft.com/office/word/2018/wordml/cex" xmlns:w16cid="http://schemas.microsoft.com/office/word/2016/wordml/cid" xmlns:w16="http://schemas.microsoft.com/office/word/2018/wordml" xmlns:w16du="http://schemas.microsoft.com/office/word/2023/wordml/word16du" xmlns:w16sdtdh="http://schemas.microsoft.com/office/word/2020/wordml/sdtdatahash" xmlns:w16sdtfl="http://schemas.microsoft.com/office/word/2024/wordml/sdtformatlock" xmlns:w16se="http://schemas.microsoft.com/office/word/2015/wordml/symex" xmlns:wpg="http://schemas.microsoft.com/office/word/2010/wordprocessingGroup" xmlns:wpi="http://schemas.microsoft.com/office/word/2010/wordprocessingInk" xmlns:wne="http://schemas.microsoft.com/office/word/2006/wordml" xmlns:wps="http://schemas.microsoft.com/office/word/2010/wordprocessingShape" mc:Ignorable="w14 w15 w16se w16cid w16 w16cex w16sdtdh w16sdtfl w16du wp14">
   <w:body>
     <w:p>
       <w:pPr>
@@ -12,14 +12,14 @@
           <w:sz w:val="21"/>
         </w:rPr>
       </w:pPr>
-      <w:bookmarkStart w:id="0" w:name="OLE_LINK93"/>
-      <w:bookmarkStart w:id="1" w:name="OLE_LINK94"/>
-      <w:bookmarkStart w:id="2" w:name="OLE_LINK95"/>
-      <w:bookmarkStart w:id="3" w:name="OLE_LINK51"/>
-      <w:bookmarkStart w:id="4" w:name="OLE_LINK56"/>
-      <w:bookmarkStart w:id="5" w:name="OLE_LINK85"/>
-      <w:bookmarkStart w:id="6" w:name="OLE_LINK86"/>
-      <w:bookmarkStart w:id="7" w:name="OLE_LINK87"/>
+      <w:bookmarkStart w:id="0" w:name="OLE_LINK51"/>
+      <w:bookmarkStart w:id="1" w:name="OLE_LINK56"/>
+      <w:bookmarkStart w:id="2" w:name="OLE_LINK85"/>
+      <w:bookmarkStart w:id="3" w:name="OLE_LINK86"/>
+      <w:bookmarkStart w:id="4" w:name="OLE_LINK87"/>
+      <w:bookmarkStart w:id="5" w:name="OLE_LINK93"/>
+      <w:bookmarkStart w:id="6" w:name="OLE_LINK94"/>
+      <w:bookmarkStart w:id="7" w:name="OLE_LINK95"/>
       <w:r>
         <w:rPr>
           <w:rFonts w:ascii="Nunito" w:eastAsia="Nunito" w:hAnsi="Nunito" w:cs="Nunito"/>
@@ -641,11 +641,11 @@
           </w:p>
         </w:tc>
       </w:tr>
+      <w:bookmarkEnd w:id="0"/>
+      <w:bookmarkEnd w:id="1"/>
+      <w:bookmarkEnd w:id="2"/>
       <w:bookmarkEnd w:id="3"/>
       <w:bookmarkEnd w:id="4"/>
-      <w:bookmarkEnd w:id="5"/>
-      <w:bookmarkEnd w:id="6"/>
-      <w:bookmarkEnd w:id="7"/>
       <w:bookmarkEnd w:id="12"/>
       <w:bookmarkEnd w:id="13"/>
       <w:bookmarkEnd w:id="14"/>
@@ -919,6 +919,26 @@
               <w:t>section.furtherinvasive</w:t>
             </w:r>
             <w:proofErr w:type="spellEnd"/>
+            <w:r>
+              <w:rPr>
+                <w:rFonts w:ascii="Nunito" w:eastAsia="Nunito" w:hAnsi="Nunito" w:cs="Nunito"/>
+                <w:b/>
+                <w:bCs/>
+                <w:color w:val="00B050"/>
+                <w:sz w:val="21"/>
+              </w:rPr>
+              <w:t xml:space="preserve"> </w:t>
+            </w:r>
+            <w:r>
+              <w:rPr>
+                <w:rFonts w:ascii="Nunito" w:eastAsia="Nunito" w:hAnsi="Nunito" w:cs="Nunito"/>
+                <w:b/>
+                <w:bCs/>
+                <w:color w:val="00B050"/>
+                <w:sz w:val="21"/>
+              </w:rPr>
+              <w:t>!=</w:t>
+            </w:r>
             <w:proofErr w:type="gramEnd"/>
             <w:r>
               <w:rPr>
@@ -928,17 +948,7 @@
                 <w:color w:val="00B050"/>
                 <w:sz w:val="21"/>
               </w:rPr>
-              <w:t xml:space="preserve"> </w:t>
-            </w:r>
-            <w:r>
-              <w:rPr>
-                <w:rFonts w:ascii="Nunito" w:eastAsia="Nunito" w:hAnsi="Nunito" w:cs="Nunito"/>
-                <w:b/>
-                <w:bCs/>
-                <w:color w:val="00B050"/>
-                <w:sz w:val="21"/>
-              </w:rPr>
-              <w:t>!= '</w:t>
+              <w:t xml:space="preserve"> '</w:t>
             </w:r>
             <w:r>
               <w:rPr>
@@ -1403,6 +1413,16 @@
                 <w:color w:val="2F4F4F"/>
                 <w:sz w:val="18"/>
               </w:rPr>
+              <w:t xml:space="preserve"> </w:t>
+            </w:r>
+            <w:r>
+              <w:rPr>
+                <w:rFonts w:ascii="Nunito" w:eastAsia="Nunito" w:hAnsi="Nunito" w:cs="Nunito"/>
+                <w:b/>
+                <w:bCs/>
+                <w:color w:val="FF0000"/>
+                <w:sz w:val="21"/>
+              </w:rPr>
               <w:t>'</w:t>
             </w:r>
             <w:r>
@@ -1420,8 +1440,8 @@
                 <w:rFonts w:ascii="Nunito" w:eastAsia="Nunito" w:hAnsi="Nunito" w:cs="Nunito"/>
                 <w:b/>
                 <w:bCs/>
-                <w:color w:val="2F4F4F"/>
-                <w:sz w:val="18"/>
+                <w:color w:val="FF0000"/>
+                <w:sz w:val="21"/>
               </w:rPr>
               <w:t>'</w:t>
             </w:r>
@@ -1597,6 +1617,16 @@
                 <w:color w:val="2F4F4F"/>
                 <w:sz w:val="18"/>
               </w:rPr>
+              <w:t xml:space="preserve"> </w:t>
+            </w:r>
+            <w:r>
+              <w:rPr>
+                <w:rFonts w:ascii="Nunito" w:eastAsia="Nunito" w:hAnsi="Nunito" w:cs="Nunito"/>
+                <w:b/>
+                <w:bCs/>
+                <w:color w:val="FF0000"/>
+                <w:sz w:val="21"/>
+              </w:rPr>
               <w:t>'</w:t>
             </w:r>
             <w:r>
@@ -1614,8 +1644,8 @@
                 <w:rFonts w:ascii="Nunito" w:eastAsia="Nunito" w:hAnsi="Nunito" w:cs="Nunito"/>
                 <w:b/>
                 <w:bCs/>
-                <w:color w:val="2F4F4F"/>
-                <w:sz w:val="18"/>
+                <w:color w:val="FF0000"/>
+                <w:sz w:val="21"/>
               </w:rPr>
               <w:t>'</w:t>
             </w:r>
@@ -1873,7 +1903,6 @@
               <w:bottom w:val="nil"/>
               <w:right w:val="nil"/>
             </w:tcBorders>
-            <w:shd w:val="clear" w:color="auto" w:fill="auto"/>
             <w:vAlign w:val="center"/>
           </w:tcPr>
           <w:p>
@@ -1930,7 +1959,6 @@
               <w:bottom w:val="nil"/>
               <w:right w:val="nil"/>
             </w:tcBorders>
-            <w:shd w:val="clear" w:color="auto" w:fill="auto"/>
             <w:vAlign w:val="center"/>
           </w:tcPr>
           <w:p>
@@ -1948,7 +1976,6 @@
               <w:bottom w:val="nil"/>
               <w:right w:val="nil"/>
             </w:tcBorders>
-            <w:shd w:val="clear" w:color="auto" w:fill="auto"/>
             <w:vAlign w:val="center"/>
           </w:tcPr>
           <w:p>
@@ -1966,7 +1993,6 @@
               <w:bottom w:val="nil"/>
               <w:right w:val="nil"/>
             </w:tcBorders>
-            <w:shd w:val="clear" w:color="auto" w:fill="auto"/>
             <w:vAlign w:val="center"/>
           </w:tcPr>
           <w:p>
@@ -1989,7 +2015,6 @@
               <w:bottom w:val="nil"/>
               <w:right w:val="nil"/>
             </w:tcBorders>
-            <w:shd w:val="clear" w:color="auto" w:fill="auto"/>
             <w:vAlign w:val="center"/>
           </w:tcPr>
           <w:p>
@@ -2024,7 +2049,6 @@
               <w:bottom w:val="nil"/>
               <w:right w:val="nil"/>
             </w:tcBorders>
-            <w:shd w:val="clear" w:color="auto" w:fill="auto"/>
             <w:vAlign w:val="center"/>
           </w:tcPr>
           <w:p>
@@ -2049,7 +2073,6 @@
               <w:bottom w:val="nil"/>
               <w:right w:val="nil"/>
             </w:tcBorders>
-            <w:shd w:val="clear" w:color="auto" w:fill="auto"/>
             <w:vAlign w:val="center"/>
           </w:tcPr>
           <w:p>
@@ -2074,7 +2097,6 @@
               <w:bottom w:val="nil"/>
               <w:right w:val="nil"/>
             </w:tcBorders>
-            <w:shd w:val="clear" w:color="auto" w:fill="auto"/>
             <w:vAlign w:val="center"/>
           </w:tcPr>
           <w:p>
@@ -2105,11 +2127,11 @@
               <w:bottom w:val="nil"/>
               <w:right w:val="nil"/>
             </w:tcBorders>
-            <w:shd w:val="clear" w:color="auto" w:fill="auto"/>
-            <w:vAlign w:val="center"/>
-          </w:tcPr>
-          <w:p>
-            <w:r>
+            <w:vAlign w:val="center"/>
+          </w:tcPr>
+          <w:p>
+            <w:r>
+              <w:lastRenderedPageBreak/>
               <w:t xml:space="preserve">+++END-FOR </w:t>
             </w:r>
             <w:r>
@@ -2142,7 +2164,6 @@
           <w:color w:val="2F4F4F"/>
           <w:sz w:val="21"/>
         </w:rPr>
-        <w:lastRenderedPageBreak/>
         <w:t>+++END-IF+++</w:t>
       </w:r>
     </w:p>
@@ -3158,7 +3179,6 @@
               <w:bottom w:val="nil"/>
               <w:right w:val="nil"/>
             </w:tcBorders>
-            <w:shd w:val="clear" w:color="auto" w:fill="auto"/>
             <w:vAlign w:val="center"/>
           </w:tcPr>
           <w:p>
@@ -3221,7 +3241,6 @@
               <w:bottom w:val="nil"/>
               <w:right w:val="nil"/>
             </w:tcBorders>
-            <w:shd w:val="clear" w:color="auto" w:fill="auto"/>
             <w:vAlign w:val="center"/>
           </w:tcPr>
           <w:p>
@@ -3239,7 +3258,6 @@
               <w:bottom w:val="nil"/>
               <w:right w:val="nil"/>
             </w:tcBorders>
-            <w:shd w:val="clear" w:color="auto" w:fill="auto"/>
             <w:vAlign w:val="center"/>
           </w:tcPr>
           <w:p>
@@ -3257,7 +3275,6 @@
               <w:bottom w:val="nil"/>
               <w:right w:val="nil"/>
             </w:tcBorders>
-            <w:shd w:val="clear" w:color="auto" w:fill="auto"/>
             <w:vAlign w:val="center"/>
           </w:tcPr>
           <w:p>
@@ -3280,7 +3297,6 @@
               <w:bottom w:val="nil"/>
               <w:right w:val="nil"/>
             </w:tcBorders>
-            <w:shd w:val="clear" w:color="auto" w:fill="auto"/>
             <w:vAlign w:val="center"/>
           </w:tcPr>
           <w:p>
@@ -3305,7 +3321,6 @@
               <w:bottom w:val="nil"/>
               <w:right w:val="nil"/>
             </w:tcBorders>
-            <w:shd w:val="clear" w:color="auto" w:fill="auto"/>
             <w:vAlign w:val="center"/>
           </w:tcPr>
           <w:p>
@@ -3330,7 +3345,6 @@
               <w:bottom w:val="nil"/>
               <w:right w:val="nil"/>
             </w:tcBorders>
-            <w:shd w:val="clear" w:color="auto" w:fill="auto"/>
             <w:vAlign w:val="center"/>
           </w:tcPr>
           <w:p>
@@ -3355,7 +3369,6 @@
               <w:bottom w:val="nil"/>
               <w:right w:val="nil"/>
             </w:tcBorders>
-            <w:shd w:val="clear" w:color="auto" w:fill="auto"/>
             <w:vAlign w:val="center"/>
           </w:tcPr>
           <w:p>
@@ -3386,7 +3399,6 @@
               <w:bottom w:val="nil"/>
               <w:right w:val="nil"/>
             </w:tcBorders>
-            <w:shd w:val="clear" w:color="auto" w:fill="auto"/>
             <w:vAlign w:val="center"/>
           </w:tcPr>
           <w:p>
@@ -4107,7 +4119,6 @@
               <w:bottom w:val="nil"/>
               <w:right w:val="nil"/>
             </w:tcBorders>
-            <w:shd w:val="clear" w:color="auto" w:fill="auto"/>
             <w:vAlign w:val="center"/>
           </w:tcPr>
           <w:p>
@@ -4164,7 +4175,6 @@
               <w:bottom w:val="nil"/>
               <w:right w:val="nil"/>
             </w:tcBorders>
-            <w:shd w:val="clear" w:color="auto" w:fill="auto"/>
             <w:vAlign w:val="center"/>
           </w:tcPr>
           <w:p>
@@ -4182,7 +4192,6 @@
               <w:bottom w:val="nil"/>
               <w:right w:val="nil"/>
             </w:tcBorders>
-            <w:shd w:val="clear" w:color="auto" w:fill="auto"/>
             <w:vAlign w:val="center"/>
           </w:tcPr>
           <w:p>
@@ -4200,7 +4209,6 @@
               <w:bottom w:val="nil"/>
               <w:right w:val="nil"/>
             </w:tcBorders>
-            <w:shd w:val="clear" w:color="auto" w:fill="auto"/>
             <w:vAlign w:val="center"/>
           </w:tcPr>
           <w:p>
@@ -4223,7 +4231,6 @@
               <w:bottom w:val="nil"/>
               <w:right w:val="nil"/>
             </w:tcBorders>
-            <w:shd w:val="clear" w:color="auto" w:fill="auto"/>
             <w:vAlign w:val="center"/>
           </w:tcPr>
           <w:p>
@@ -4235,7 +4242,6 @@
               </w:rPr>
             </w:pPr>
             <w:r>
-              <w:lastRenderedPageBreak/>
               <w:t>+++IMAGE tile($image[0])+++</w:t>
             </w:r>
           </w:p>
@@ -4249,7 +4255,6 @@
               <w:bottom w:val="nil"/>
               <w:right w:val="nil"/>
             </w:tcBorders>
-            <w:shd w:val="clear" w:color="auto" w:fill="auto"/>
             <w:vAlign w:val="center"/>
           </w:tcPr>
           <w:p>
@@ -4274,7 +4279,6 @@
               <w:bottom w:val="nil"/>
               <w:right w:val="nil"/>
             </w:tcBorders>
-            <w:shd w:val="clear" w:color="auto" w:fill="auto"/>
             <w:vAlign w:val="center"/>
           </w:tcPr>
           <w:p>
@@ -4299,7 +4303,6 @@
               <w:bottom w:val="nil"/>
               <w:right w:val="nil"/>
             </w:tcBorders>
-            <w:shd w:val="clear" w:color="auto" w:fill="auto"/>
             <w:vAlign w:val="center"/>
           </w:tcPr>
           <w:p>
@@ -4330,7 +4333,6 @@
               <w:bottom w:val="nil"/>
               <w:right w:val="nil"/>
             </w:tcBorders>
-            <w:shd w:val="clear" w:color="auto" w:fill="auto"/>
             <w:vAlign w:val="center"/>
           </w:tcPr>
           <w:p>
@@ -5338,7 +5340,6 @@
               <w:bottom w:val="nil"/>
               <w:right w:val="nil"/>
             </w:tcBorders>
-            <w:shd w:val="clear" w:color="auto" w:fill="auto"/>
             <w:vAlign w:val="center"/>
           </w:tcPr>
           <w:p>
@@ -5395,7 +5396,6 @@
               <w:bottom w:val="nil"/>
               <w:right w:val="nil"/>
             </w:tcBorders>
-            <w:shd w:val="clear" w:color="auto" w:fill="auto"/>
             <w:vAlign w:val="center"/>
           </w:tcPr>
           <w:p>
@@ -5413,7 +5413,6 @@
               <w:bottom w:val="nil"/>
               <w:right w:val="nil"/>
             </w:tcBorders>
-            <w:shd w:val="clear" w:color="auto" w:fill="auto"/>
             <w:vAlign w:val="center"/>
           </w:tcPr>
           <w:p>
@@ -5431,7 +5430,6 @@
               <w:bottom w:val="nil"/>
               <w:right w:val="nil"/>
             </w:tcBorders>
-            <w:shd w:val="clear" w:color="auto" w:fill="auto"/>
             <w:vAlign w:val="center"/>
           </w:tcPr>
           <w:p>
@@ -5454,7 +5452,6 @@
               <w:bottom w:val="nil"/>
               <w:right w:val="nil"/>
             </w:tcBorders>
-            <w:shd w:val="clear" w:color="auto" w:fill="auto"/>
             <w:vAlign w:val="center"/>
           </w:tcPr>
           <w:p>
@@ -5479,7 +5476,6 @@
               <w:bottom w:val="nil"/>
               <w:right w:val="nil"/>
             </w:tcBorders>
-            <w:shd w:val="clear" w:color="auto" w:fill="auto"/>
             <w:vAlign w:val="center"/>
           </w:tcPr>
           <w:p>
@@ -5504,7 +5500,6 @@
               <w:bottom w:val="nil"/>
               <w:right w:val="nil"/>
             </w:tcBorders>
-            <w:shd w:val="clear" w:color="auto" w:fill="auto"/>
             <w:vAlign w:val="center"/>
           </w:tcPr>
           <w:p>
@@ -5529,7 +5524,6 @@
               <w:bottom w:val="nil"/>
               <w:right w:val="nil"/>
             </w:tcBorders>
-            <w:shd w:val="clear" w:color="auto" w:fill="auto"/>
             <w:vAlign w:val="center"/>
           </w:tcPr>
           <w:p>
@@ -5560,7 +5554,6 @@
               <w:bottom w:val="nil"/>
               <w:right w:val="nil"/>
             </w:tcBorders>
-            <w:shd w:val="clear" w:color="auto" w:fill="auto"/>
             <w:vAlign w:val="center"/>
           </w:tcPr>
           <w:p>
@@ -6302,7 +6295,6 @@
               <w:bottom w:val="nil"/>
               <w:right w:val="nil"/>
             </w:tcBorders>
-            <w:shd w:val="clear" w:color="auto" w:fill="auto"/>
             <w:vAlign w:val="center"/>
           </w:tcPr>
           <w:p>
@@ -6359,7 +6351,6 @@
               <w:bottom w:val="nil"/>
               <w:right w:val="nil"/>
             </w:tcBorders>
-            <w:shd w:val="clear" w:color="auto" w:fill="auto"/>
             <w:vAlign w:val="center"/>
           </w:tcPr>
           <w:p>
@@ -6377,7 +6368,6 @@
               <w:bottom w:val="nil"/>
               <w:right w:val="nil"/>
             </w:tcBorders>
-            <w:shd w:val="clear" w:color="auto" w:fill="auto"/>
             <w:vAlign w:val="center"/>
           </w:tcPr>
           <w:p>
@@ -6395,7 +6385,6 @@
               <w:bottom w:val="nil"/>
               <w:right w:val="nil"/>
             </w:tcBorders>
-            <w:shd w:val="clear" w:color="auto" w:fill="auto"/>
             <w:vAlign w:val="center"/>
           </w:tcPr>
           <w:p>
@@ -6418,7 +6407,6 @@
               <w:bottom w:val="nil"/>
               <w:right w:val="nil"/>
             </w:tcBorders>
-            <w:shd w:val="clear" w:color="auto" w:fill="auto"/>
             <w:vAlign w:val="center"/>
           </w:tcPr>
           <w:p>
@@ -6443,7 +6431,6 @@
               <w:bottom w:val="nil"/>
               <w:right w:val="nil"/>
             </w:tcBorders>
-            <w:shd w:val="clear" w:color="auto" w:fill="auto"/>
             <w:vAlign w:val="center"/>
           </w:tcPr>
           <w:p>
@@ -6468,7 +6455,6 @@
               <w:bottom w:val="nil"/>
               <w:right w:val="nil"/>
             </w:tcBorders>
-            <w:shd w:val="clear" w:color="auto" w:fill="auto"/>
             <w:vAlign w:val="center"/>
           </w:tcPr>
           <w:p>
@@ -6493,7 +6479,6 @@
               <w:bottom w:val="nil"/>
               <w:right w:val="nil"/>
             </w:tcBorders>
-            <w:shd w:val="clear" w:color="auto" w:fill="auto"/>
             <w:vAlign w:val="center"/>
           </w:tcPr>
           <w:p>
@@ -6524,7 +6509,6 @@
               <w:bottom w:val="nil"/>
               <w:right w:val="nil"/>
             </w:tcBorders>
-            <w:shd w:val="clear" w:color="auto" w:fill="auto"/>
             <w:vAlign w:val="center"/>
           </w:tcPr>
           <w:p>
@@ -6887,9 +6871,9 @@
     <w:bookmarkEnd w:id="37"/>
     <w:bookmarkEnd w:id="38"/>
     <w:p/>
-    <w:bookmarkEnd w:id="0"/>
-    <w:bookmarkEnd w:id="1"/>
-    <w:bookmarkEnd w:id="2"/>
+    <w:bookmarkEnd w:id="5"/>
+    <w:bookmarkEnd w:id="6"/>
+    <w:bookmarkEnd w:id="7"/>
     <w:p/>
     <w:sectPr>
       <w:headerReference w:type="default" r:id="rId6"/>
@@ -6904,7 +6888,7 @@
 </file>
 
 <file path=word/endnotes.xml><?xml version="1.0" encoding="utf-8"?>
-<w:endnotes xmlns:wpc="http://schemas.microsoft.com/office/word/2010/wordprocessingCanvas" xmlns:cx="http://schemas.microsoft.com/office/drawing/2014/chartex" xmlns:cx1="http://schemas.microsoft.com/office/drawing/2015/9/8/chartex" xmlns:cx2="http://schemas.microsoft.com/office/drawing/2015/10/21/chartex" xmlns:cx3="http://schemas.microsoft.com/office/drawing/2016/5/9/chartex" xmlns:cx4="http://schemas.microsoft.com/office/drawing/2016/5/10/chartex" xmlns:cx5="http://schemas.microsoft.com/office/drawing/2016/5/11/chartex" xmlns:cx6="http://schemas.microsoft.com/office/drawing/2016/5/12/chartex" xmlns:cx7="http://schemas.microsoft.com/office/drawing/2016/5/13/chartex" xmlns:cx8="http://schemas.microsoft.com/office/drawing/2016/5/14/chartex" xmlns:mc="http://schemas.openxmlformats.org/markup-compatibility/2006" xmlns:aink="http://schemas.microsoft.com/office/drawing/2016/ink" xmlns:am3d="http://schemas.microsoft.com/office/drawing/2017/model3d" xmlns:o="urn:schemas-microsoft-com:office:office" xmlns:oel="http://schemas.microsoft.com/office/2019/extlst" xmlns:r="http://schemas.openxmlformats.org/officeDocument/2006/relationships" xmlns:m="http://schemas.openxmlformats.org/officeDocument/2006/math" xmlns:v="urn:schemas-microsoft-com:vml" xmlns:wp14="http://schemas.microsoft.com/office/word/2010/wordprocessingDrawing" xmlns:wp="http://schemas.openxmlformats.org/drawingml/2006/wordprocessingDrawing" xmlns:w10="urn:schemas-microsoft-com:office:word" xmlns:w="http://schemas.openxmlformats.org/wordprocessingml/2006/main" xmlns:w14="http://schemas.microsoft.com/office/word/2010/wordml" xmlns:w15="http://schemas.microsoft.com/office/word/2012/wordml" xmlns:w16cex="http://schemas.microsoft.com/office/word/2018/wordml/cex" xmlns:w16cid="http://schemas.microsoft.com/office/word/2016/wordml/cid" xmlns:w16="http://schemas.microsoft.com/office/word/2018/wordml" xmlns:w16sdtdh="http://schemas.microsoft.com/office/word/2020/wordml/sdtdatahash" xmlns:w16se="http://schemas.microsoft.com/office/word/2015/wordml/symex" xmlns:wpg="http://schemas.microsoft.com/office/word/2010/wordprocessingGroup" xmlns:wpi="http://schemas.microsoft.com/office/word/2010/wordprocessingInk" xmlns:wne="http://schemas.microsoft.com/office/word/2006/wordml" xmlns:wps="http://schemas.microsoft.com/office/word/2010/wordprocessingShape" mc:Ignorable="w14 w15 w16se w16cid w16 w16cex w16sdtdh wp14">
+<w:endnotes xmlns:wpc="http://schemas.microsoft.com/office/word/2010/wordprocessingCanvas" xmlns:cx="http://schemas.microsoft.com/office/drawing/2014/chartex" xmlns:cx1="http://schemas.microsoft.com/office/drawing/2015/9/8/chartex" xmlns:cx2="http://schemas.microsoft.com/office/drawing/2015/10/21/chartex" xmlns:cx3="http://schemas.microsoft.com/office/drawing/2016/5/9/chartex" xmlns:cx4="http://schemas.microsoft.com/office/drawing/2016/5/10/chartex" xmlns:cx5="http://schemas.microsoft.com/office/drawing/2016/5/11/chartex" xmlns:cx6="http://schemas.microsoft.com/office/drawing/2016/5/12/chartex" xmlns:cx7="http://schemas.microsoft.com/office/drawing/2016/5/13/chartex" xmlns:cx8="http://schemas.microsoft.com/office/drawing/2016/5/14/chartex" xmlns:mc="http://schemas.openxmlformats.org/markup-compatibility/2006" xmlns:aink="http://schemas.microsoft.com/office/drawing/2016/ink" xmlns:am3d="http://schemas.microsoft.com/office/drawing/2017/model3d" xmlns:o="urn:schemas-microsoft-com:office:office" xmlns:oel="http://schemas.microsoft.com/office/2019/extlst" xmlns:r="http://schemas.openxmlformats.org/officeDocument/2006/relationships" xmlns:m="http://schemas.openxmlformats.org/officeDocument/2006/math" xmlns:v="urn:schemas-microsoft-com:vml" xmlns:wp14="http://schemas.microsoft.com/office/word/2010/wordprocessingDrawing" xmlns:wp="http://schemas.openxmlformats.org/drawingml/2006/wordprocessingDrawing" xmlns:w10="urn:schemas-microsoft-com:office:word" xmlns:w="http://schemas.openxmlformats.org/wordprocessingml/2006/main" xmlns:w14="http://schemas.microsoft.com/office/word/2010/wordml" xmlns:w15="http://schemas.microsoft.com/office/word/2012/wordml" xmlns:w16cex="http://schemas.microsoft.com/office/word/2018/wordml/cex" xmlns:w16cid="http://schemas.microsoft.com/office/word/2016/wordml/cid" xmlns:w16="http://schemas.microsoft.com/office/word/2018/wordml" xmlns:w16du="http://schemas.microsoft.com/office/word/2023/wordml/word16du" xmlns:w16sdtdh="http://schemas.microsoft.com/office/word/2020/wordml/sdtdatahash" xmlns:w16sdtfl="http://schemas.microsoft.com/office/word/2024/wordml/sdtformatlock" xmlns:w16se="http://schemas.microsoft.com/office/word/2015/wordml/symex" xmlns:wpg="http://schemas.microsoft.com/office/word/2010/wordprocessingGroup" xmlns:wpi="http://schemas.microsoft.com/office/word/2010/wordprocessingInk" xmlns:wne="http://schemas.microsoft.com/office/word/2006/wordml" xmlns:wps="http://schemas.microsoft.com/office/word/2010/wordprocessingShape" mc:Ignorable="w14 w15 w16se w16cid w16 w16cex w16sdtdh w16sdtfl w16du wp14">
   <w:endnote w:type="separator" w:id="-1">
     <w:p>
       <w:r>
@@ -6923,7 +6907,7 @@
 </file>
 
 <file path=word/footnotes.xml><?xml version="1.0" encoding="utf-8"?>
-<w:footnotes xmlns:wpc="http://schemas.microsoft.com/office/word/2010/wordprocessingCanvas" xmlns:cx="http://schemas.microsoft.com/office/drawing/2014/chartex" xmlns:cx1="http://schemas.microsoft.com/office/drawing/2015/9/8/chartex" xmlns:cx2="http://schemas.microsoft.com/office/drawing/2015/10/21/chartex" xmlns:cx3="http://schemas.microsoft.com/office/drawing/2016/5/9/chartex" xmlns:cx4="http://schemas.microsoft.com/office/drawing/2016/5/10/chartex" xmlns:cx5="http://schemas.microsoft.com/office/drawing/2016/5/11/chartex" xmlns:cx6="http://schemas.microsoft.com/office/drawing/2016/5/12/chartex" xmlns:cx7="http://schemas.microsoft.com/office/drawing/2016/5/13/chartex" xmlns:cx8="http://schemas.microsoft.com/office/drawing/2016/5/14/chartex" xmlns:mc="http://schemas.openxmlformats.org/markup-compatibility/2006" xmlns:aink="http://schemas.microsoft.com/office/drawing/2016/ink" xmlns:am3d="http://schemas.microsoft.com/office/drawing/2017/model3d" xmlns:o="urn:schemas-microsoft-com:office:office" xmlns:oel="http://schemas.microsoft.com/office/2019/extlst" xmlns:r="http://schemas.openxmlformats.org/officeDocument/2006/relationships" xmlns:m="http://schemas.openxmlformats.org/officeDocument/2006/math" xmlns:v="urn:schemas-microsoft-com:vml" xmlns:wp14="http://schemas.microsoft.com/office/word/2010/wordprocessingDrawing" xmlns:wp="http://schemas.openxmlformats.org/drawingml/2006/wordprocessingDrawing" xmlns:w10="urn:schemas-microsoft-com:office:word" xmlns:w="http://schemas.openxmlformats.org/wordprocessingml/2006/main" xmlns:w14="http://schemas.microsoft.com/office/word/2010/wordml" xmlns:w15="http://schemas.microsoft.com/office/word/2012/wordml" xmlns:w16cex="http://schemas.microsoft.com/office/word/2018/wordml/cex" xmlns:w16cid="http://schemas.microsoft.com/office/word/2016/wordml/cid" xmlns:w16="http://schemas.microsoft.com/office/word/2018/wordml" xmlns:w16sdtdh="http://schemas.microsoft.com/office/word/2020/wordml/sdtdatahash" xmlns:w16se="http://schemas.microsoft.com/office/word/2015/wordml/symex" xmlns:wpg="http://schemas.microsoft.com/office/word/2010/wordprocessingGroup" xmlns:wpi="http://schemas.microsoft.com/office/word/2010/wordprocessingInk" xmlns:wne="http://schemas.microsoft.com/office/word/2006/wordml" xmlns:wps="http://schemas.microsoft.com/office/word/2010/wordprocessingShape" mc:Ignorable="w14 w15 w16se w16cid w16 w16cex w16sdtdh wp14">
+<w:footnotes xmlns:wpc="http://schemas.microsoft.com/office/word/2010/wordprocessingCanvas" xmlns:cx="http://schemas.microsoft.com/office/drawing/2014/chartex" xmlns:cx1="http://schemas.microsoft.com/office/drawing/2015/9/8/chartex" xmlns:cx2="http://schemas.microsoft.com/office/drawing/2015/10/21/chartex" xmlns:cx3="http://schemas.microsoft.com/office/drawing/2016/5/9/chartex" xmlns:cx4="http://schemas.microsoft.com/office/drawing/2016/5/10/chartex" xmlns:cx5="http://schemas.microsoft.com/office/drawing/2016/5/11/chartex" xmlns:cx6="http://schemas.microsoft.com/office/drawing/2016/5/12/chartex" xmlns:cx7="http://schemas.microsoft.com/office/drawing/2016/5/13/chartex" xmlns:cx8="http://schemas.microsoft.com/office/drawing/2016/5/14/chartex" xmlns:mc="http://schemas.openxmlformats.org/markup-compatibility/2006" xmlns:aink="http://schemas.microsoft.com/office/drawing/2016/ink" xmlns:am3d="http://schemas.microsoft.com/office/drawing/2017/model3d" xmlns:o="urn:schemas-microsoft-com:office:office" xmlns:oel="http://schemas.microsoft.com/office/2019/extlst" xmlns:r="http://schemas.openxmlformats.org/officeDocument/2006/relationships" xmlns:m="http://schemas.openxmlformats.org/officeDocument/2006/math" xmlns:v="urn:schemas-microsoft-com:vml" xmlns:wp14="http://schemas.microsoft.com/office/word/2010/wordprocessingDrawing" xmlns:wp="http://schemas.openxmlformats.org/drawingml/2006/wordprocessingDrawing" xmlns:w10="urn:schemas-microsoft-com:office:word" xmlns:w="http://schemas.openxmlformats.org/wordprocessingml/2006/main" xmlns:w14="http://schemas.microsoft.com/office/word/2010/wordml" xmlns:w15="http://schemas.microsoft.com/office/word/2012/wordml" xmlns:w16cex="http://schemas.microsoft.com/office/word/2018/wordml/cex" xmlns:w16cid="http://schemas.microsoft.com/office/word/2016/wordml/cid" xmlns:w16="http://schemas.microsoft.com/office/word/2018/wordml" xmlns:w16du="http://schemas.microsoft.com/office/word/2023/wordml/word16du" xmlns:w16sdtdh="http://schemas.microsoft.com/office/word/2020/wordml/sdtdatahash" xmlns:w16sdtfl="http://schemas.microsoft.com/office/word/2024/wordml/sdtformatlock" xmlns:w16se="http://schemas.microsoft.com/office/word/2015/wordml/symex" xmlns:wpg="http://schemas.microsoft.com/office/word/2010/wordprocessingGroup" xmlns:wpi="http://schemas.microsoft.com/office/word/2010/wordprocessingInk" xmlns:wne="http://schemas.microsoft.com/office/word/2006/wordml" xmlns:wps="http://schemas.microsoft.com/office/word/2010/wordprocessingShape" mc:Ignorable="w14 w15 w16se w16cid w16 w16cex w16sdtdh w16sdtfl w16du wp14">
   <w:footnote w:type="separator" w:id="-1">
     <w:p>
       <w:r>
@@ -6942,7 +6926,7 @@
 </file>
 
 <file path=word/header1.xml><?xml version="1.0" encoding="utf-8"?>
-<w:hdr xmlns:wpc="http://schemas.microsoft.com/office/word/2010/wordprocessingCanvas" xmlns:cx="http://schemas.microsoft.com/office/drawing/2014/chartex" xmlns:cx1="http://schemas.microsoft.com/office/drawing/2015/9/8/chartex" xmlns:cx2="http://schemas.microsoft.com/office/drawing/2015/10/21/chartex" xmlns:cx3="http://schemas.microsoft.com/office/drawing/2016/5/9/chartex" xmlns:cx4="http://schemas.microsoft.com/office/drawing/2016/5/10/chartex" xmlns:cx5="http://schemas.microsoft.com/office/drawing/2016/5/11/chartex" xmlns:cx6="http://schemas.microsoft.com/office/drawing/2016/5/12/chartex" xmlns:cx7="http://schemas.microsoft.com/office/drawing/2016/5/13/chartex" xmlns:cx8="http://schemas.microsoft.com/office/drawing/2016/5/14/chartex" xmlns:mc="http://schemas.openxmlformats.org/markup-compatibility/2006" xmlns:aink="http://schemas.microsoft.com/office/drawing/2016/ink" xmlns:am3d="http://schemas.microsoft.com/office/drawing/2017/model3d" xmlns:o="urn:schemas-microsoft-com:office:office" xmlns:oel="http://schemas.microsoft.com/office/2019/extlst" xmlns:r="http://schemas.openxmlformats.org/officeDocument/2006/relationships" xmlns:m="http://schemas.openxmlformats.org/officeDocument/2006/math" xmlns:v="urn:schemas-microsoft-com:vml" xmlns:wp14="http://schemas.microsoft.com/office/word/2010/wordprocessingDrawing" xmlns:wp="http://schemas.openxmlformats.org/drawingml/2006/wordprocessingDrawing" xmlns:w10="urn:schemas-microsoft-com:office:word" xmlns:w="http://schemas.openxmlformats.org/wordprocessingml/2006/main" xmlns:w14="http://schemas.microsoft.com/office/word/2010/wordml" xmlns:w15="http://schemas.microsoft.com/office/word/2012/wordml" xmlns:w16cex="http://schemas.microsoft.com/office/word/2018/wordml/cex" xmlns:w16cid="http://schemas.microsoft.com/office/word/2016/wordml/cid" xmlns:w16="http://schemas.microsoft.com/office/word/2018/wordml" xmlns:w16sdtdh="http://schemas.microsoft.com/office/word/2020/wordml/sdtdatahash" xmlns:w16se="http://schemas.microsoft.com/office/word/2015/wordml/symex" xmlns:wpg="http://schemas.microsoft.com/office/word/2010/wordprocessingGroup" xmlns:wpi="http://schemas.microsoft.com/office/word/2010/wordprocessingInk" xmlns:wne="http://schemas.microsoft.com/office/word/2006/wordml" xmlns:wps="http://schemas.microsoft.com/office/word/2010/wordprocessingShape" mc:Ignorable="w14 w15 w16se w16cid w16 w16cex w16sdtdh wp14">
+<w:hdr xmlns:wpc="http://schemas.microsoft.com/office/word/2010/wordprocessingCanvas" xmlns:cx="http://schemas.microsoft.com/office/drawing/2014/chartex" xmlns:cx1="http://schemas.microsoft.com/office/drawing/2015/9/8/chartex" xmlns:cx2="http://schemas.microsoft.com/office/drawing/2015/10/21/chartex" xmlns:cx3="http://schemas.microsoft.com/office/drawing/2016/5/9/chartex" xmlns:cx4="http://schemas.microsoft.com/office/drawing/2016/5/10/chartex" xmlns:cx5="http://schemas.microsoft.com/office/drawing/2016/5/11/chartex" xmlns:cx6="http://schemas.microsoft.com/office/drawing/2016/5/12/chartex" xmlns:cx7="http://schemas.microsoft.com/office/drawing/2016/5/13/chartex" xmlns:cx8="http://schemas.microsoft.com/office/drawing/2016/5/14/chartex" xmlns:mc="http://schemas.openxmlformats.org/markup-compatibility/2006" xmlns:aink="http://schemas.microsoft.com/office/drawing/2016/ink" xmlns:am3d="http://schemas.microsoft.com/office/drawing/2017/model3d" xmlns:o="urn:schemas-microsoft-com:office:office" xmlns:oel="http://schemas.microsoft.com/office/2019/extlst" xmlns:r="http://schemas.openxmlformats.org/officeDocument/2006/relationships" xmlns:m="http://schemas.openxmlformats.org/officeDocument/2006/math" xmlns:v="urn:schemas-microsoft-com:vml" xmlns:wp14="http://schemas.microsoft.com/office/word/2010/wordprocessingDrawing" xmlns:wp="http://schemas.openxmlformats.org/drawingml/2006/wordprocessingDrawing" xmlns:w10="urn:schemas-microsoft-com:office:word" xmlns:w="http://schemas.openxmlformats.org/wordprocessingml/2006/main" xmlns:w14="http://schemas.microsoft.com/office/word/2010/wordml" xmlns:w15="http://schemas.microsoft.com/office/word/2012/wordml" xmlns:w16cex="http://schemas.microsoft.com/office/word/2018/wordml/cex" xmlns:w16cid="http://schemas.microsoft.com/office/word/2016/wordml/cid" xmlns:w16="http://schemas.microsoft.com/office/word/2018/wordml" xmlns:w16du="http://schemas.microsoft.com/office/word/2023/wordml/word16du" xmlns:w16sdtdh="http://schemas.microsoft.com/office/word/2020/wordml/sdtdatahash" xmlns:w16sdtfl="http://schemas.microsoft.com/office/word/2024/wordml/sdtformatlock" xmlns:w16se="http://schemas.microsoft.com/office/word/2015/wordml/symex" xmlns:wpg="http://schemas.microsoft.com/office/word/2010/wordprocessingGroup" xmlns:wpi="http://schemas.microsoft.com/office/word/2010/wordprocessingInk" xmlns:wne="http://schemas.microsoft.com/office/word/2006/wordml" xmlns:wps="http://schemas.microsoft.com/office/word/2010/wordprocessingShape" mc:Ignorable="w14 w15 w16se w16cid w16 w16cex w16sdtdh w16sdtfl w16du wp14">
   <w:p>
     <w:pPr>
       <w:jc w:val="center"/>
@@ -6952,7 +6936,7 @@
 </file>
 
 <file path=word/styles.xml><?xml version="1.0" encoding="utf-8"?>
-<w:styles xmlns:mc="http://schemas.openxmlformats.org/markup-compatibility/2006" xmlns:r="http://schemas.openxmlformats.org/officeDocument/2006/relationships" xmlns:w="http://schemas.openxmlformats.org/wordprocessingml/2006/main" xmlns:w14="http://schemas.microsoft.com/office/word/2010/wordml" xmlns:w15="http://schemas.microsoft.com/office/word/2012/wordml" xmlns:w16cex="http://schemas.microsoft.com/office/word/2018/wordml/cex" xmlns:w16cid="http://schemas.microsoft.com/office/word/2016/wordml/cid" xmlns:w16="http://schemas.microsoft.com/office/word/2018/wordml" xmlns:w16sdtdh="http://schemas.microsoft.com/office/word/2020/wordml/sdtdatahash" xmlns:w16se="http://schemas.microsoft.com/office/word/2015/wordml/symex" mc:Ignorable="w14 w15 w16se w16cid w16 w16cex w16sdtdh">
+<w:styles xmlns:mc="http://schemas.openxmlformats.org/markup-compatibility/2006" xmlns:r="http://schemas.openxmlformats.org/officeDocument/2006/relationships" xmlns:w="http://schemas.openxmlformats.org/wordprocessingml/2006/main" xmlns:w14="http://schemas.microsoft.com/office/word/2010/wordml" xmlns:w15="http://schemas.microsoft.com/office/word/2012/wordml" xmlns:w16cex="http://schemas.microsoft.com/office/word/2018/wordml/cex" xmlns:w16cid="http://schemas.microsoft.com/office/word/2016/wordml/cid" xmlns:w16="http://schemas.microsoft.com/office/word/2018/wordml" xmlns:w16du="http://schemas.microsoft.com/office/word/2023/wordml/word16du" xmlns:w16sdtdh="http://schemas.microsoft.com/office/word/2020/wordml/sdtdatahash" xmlns:w16sdtfl="http://schemas.microsoft.com/office/word/2024/wordml/sdtformatlock" xmlns:w16se="http://schemas.microsoft.com/office/word/2015/wordml/symex" mc:Ignorable="w14 w15 w16se w16cid w16 w16cex w16sdtdh w16sdtfl w16du">
   <w:docDefaults>
     <w:rPrDefault>
       <w:rPr>
